--- a/ИСПРАВЛЕННЫЙ_2.0_ОТЧЕТ_САГАДИЕВ_ВАРИАНТ14_ПОЛИКЛИНИКА.docx
+++ b/ИСПРАВЛЕННЫЙ_2.0_ОТЧЕТ_САГАДИЕВ_ВАРИАНТ14_ПОЛИКЛИНИКА.docx
@@ -5756,13 +5756,9 @@
         <w:jc w:val="both"/>
       </w:pPr>
       <w:r>
-        <w:rPr>
-          <w:rFonts w:ascii="Times New Roman" w:hAnsi="Times New Roman"/>
-          <w:sz w:val="28"/>
-        </w:rPr>
-        <w:t>PARAMETERS [Введите дату приёма (ДД.ММ.ГГГГ)] DateTime, [Введите специальность врача] Text ( 100 );</w:t>
+        <w:t>PARAMETERS [Введите дату приёма] DateTime, [Введите специальность врача] Text ( 100 );</w:t>
         <w:br/>
-        <w:t>SELECT [Врачи].[КодВрача], [Врачи].[ФИО_Врача] AS [Врач], [Специальности].[НаименованиеСпециальности] AS [Специальность], [Врачи].[Кабинет], [РасписаниеПриема].[ДатаСмены] AS [Дата приёма], [РасписаниеПриема].[ВремяНачала] AS [Начало приёма], [РасписаниеПриема].[ВремяОкончания] AS [Конец приёма] FROM ([Специальности] INNER JOIN [Врачи] ON [Специальности].[КодСпециальности] = [Врачи].[КодСпециальности]) INNER JOIN [РасписаниеПриема] ON [Врачи].[КодВрача] = [РасписаниеПриема].[КодВрача] WHERE ((([Специальности].[НаименованиеСпециальности])=[Введите специальность врача]) AND (([РасписаниеПриема].[ДатаСмены])=[Введите дату приёма (ДД.ММ.ГГГГ)]));</w:t>
+        <w:t>SELECT [Врачи].[КодВрача], [Врачи].[ФИО_Врача] AS [Врач], [Специальности].[НаименованиеСпециальности] AS [Специальность], [Врачи].[Кабинет], [РасписаниеПриема].[ДатаСмены] AS [Дата приёма], [РасписаниеПриема].[ВремяНачала] AS [Начало приёма], [РасписаниеПриема].[ВремяОкончания] AS [Конец приёма] FROM ([Специальности] INNER JOIN [Врачи] ON [Специальности].[КодСпециальности] = [Врачи].[КодСпециальности]) INNER JOIN [РасписаниеПриема] ON [Врачи].[КодВрача] = [РасписаниеПриема].[КодВрача] WHERE ((([Специальности].[НаименованиеСпециальности])=[Введите специальность врача]) AND (([РасписаниеПриема].[ДатаСмены])=[Введите дату приёма]));</w:t>
       </w:r>
     </w:p>
     <w:p>
